--- a/Toy_Instructions/RC/Amazon_Dinosaur_RC_Car/Amazon_Dinosaur_RC_Car_Maker_Guide.docx
+++ b/Toy_Instructions/RC/Amazon_Dinosaur_RC_Car/Amazon_Dinosaur_RC_Car_Maker_Guide.docx
@@ -334,6 +334,34 @@
               <w:t xml:space="preserve">Requires total of 10 AA batteries </w:t>
             </w:r>
           </w:p>
+          <w:p>
+            <w:pPr>
+              <w:rPr>
+                <w:rFonts w:cstheme="minorHAnsi"/>
+              </w:rPr>
+            </w:pPr>
+          </w:p>
+          <w:p>
+            <w:pPr>
+              <w:rPr>
+                <w:rFonts w:cstheme="minorHAnsi"/>
+              </w:rPr>
+            </w:pPr>
+            <w:r>
+              <w:t xml:space="preserve">Refer to the </w:t>
+            </w:r>
+            <w:hyperlink r:id="rId13" w:history="1">
+              <w:r>
+                <w:rPr>
+                  <w:rStyle w:val="Hyperlink"/>
+                </w:rPr>
+                <w:t>Tool and Component List</w:t>
+              </w:r>
+            </w:hyperlink>
+            <w:r>
+              <w:t xml:space="preserve"> for purchasing details.</w:t>
+            </w:r>
+          </w:p>
         </w:tc>
       </w:tr>
       <w:tr>
@@ -385,7 +413,7 @@
                           <pic:cNvPicPr/>
                         </pic:nvPicPr>
                         <pic:blipFill rotWithShape="1">
-                          <a:blip r:embed="rId13">
+                          <a:blip r:embed="rId14">
                             <a:extLst>
                               <a:ext uri="{28A0092B-C50C-407E-A947-70E740481C1C}">
                                 <a14:useLocalDpi xmlns:a14="http://schemas.microsoft.com/office/drawing/2010/main" val="0"/>
@@ -474,7 +502,7 @@
                           </pic:cNvPicPr>
                         </pic:nvPicPr>
                         <pic:blipFill>
-                          <a:blip r:embed="rId14">
+                          <a:blip r:embed="rId15">
                             <a:extLst>
                               <a:ext uri="{28A0092B-C50C-407E-A947-70E740481C1C}">
                                 <a14:useLocalDpi xmlns:a14="http://schemas.microsoft.com/office/drawing/2010/main" val="0"/>
@@ -907,7 +935,7 @@
                     </wp:anchor>
                   </w:drawing>
                 </mc:Choice>
-                <mc:Fallback xmlns:a="http://schemas.openxmlformats.org/drawingml/2006/main" xmlns:pic="http://schemas.openxmlformats.org/drawingml/2006/picture" xmlns:a14="http://schemas.microsoft.com/office/drawing/2010/main">
+                <mc:Fallback xmlns:a14="http://schemas.microsoft.com/office/drawing/2010/main" xmlns:pic="http://schemas.openxmlformats.org/drawingml/2006/picture" xmlns:a="http://schemas.openxmlformats.org/drawingml/2006/main">
                   <w:pict w14:anchorId="6E4F9A34">
                     <v:oval id="Oval 2" style="position:absolute;margin-left:21.2pt;margin-top:153.65pt;width:22.8pt;height:37.2pt;z-index:251678721;visibility:visible;mso-wrap-style:square;mso-width-percent:0;mso-height-percent:0;mso-wrap-distance-left:9pt;mso-wrap-distance-top:0;mso-wrap-distance-right:9pt;mso-wrap-distance-bottom:0;mso-position-horizontal:absolute;mso-position-horizontal-relative:text;mso-position-vertical:absolute;mso-position-vertical-relative:text;mso-width-percent:0;mso-height-percent:0;mso-width-relative:margin;mso-height-relative:margin;v-text-anchor:middle" o:spid="_x0000_s1026" filled="f" strokecolor="yellow" strokeweight="1pt" w14:anchorId="6BE22F2B" o:gfxdata="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">
                       <v:stroke joinstyle="miter"/>
@@ -990,7 +1018,7 @@
                     </wp:anchor>
                   </w:drawing>
                 </mc:Choice>
-                <mc:Fallback xmlns:a="http://schemas.openxmlformats.org/drawingml/2006/main" xmlns:pic="http://schemas.openxmlformats.org/drawingml/2006/picture" xmlns:a14="http://schemas.microsoft.com/office/drawing/2010/main">
+                <mc:Fallback xmlns:a14="http://schemas.microsoft.com/office/drawing/2010/main" xmlns:pic="http://schemas.openxmlformats.org/drawingml/2006/picture" xmlns:a="http://schemas.openxmlformats.org/drawingml/2006/main">
                   <w:pict w14:anchorId="07A53B54">
                     <v:oval id="Oval 3" style="position:absolute;margin-left:126.8pt;margin-top:157.25pt;width:25.8pt;height:34.2pt;z-index:251679745;visibility:visible;mso-wrap-style:square;mso-width-percent:0;mso-height-percent:0;mso-wrap-distance-left:9pt;mso-wrap-distance-top:0;mso-wrap-distance-right:9pt;mso-wrap-distance-bottom:0;mso-position-horizontal:absolute;mso-position-horizontal-relative:text;mso-position-vertical:absolute;mso-position-vertical-relative:text;mso-width-percent:0;mso-height-percent:0;mso-width-relative:margin;mso-height-relative:margin;v-text-anchor:middle" o:spid="_x0000_s1026" filled="f" strokecolor="yellow" strokeweight="1pt" w14:anchorId="2AF37EF5" o:gfxdata="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">
                       <v:stroke joinstyle="miter"/>
@@ -1073,7 +1101,7 @@
                     </wp:anchor>
                   </w:drawing>
                 </mc:Choice>
-                <mc:Fallback xmlns:a="http://schemas.openxmlformats.org/drawingml/2006/main" xmlns:pic="http://schemas.openxmlformats.org/drawingml/2006/picture" xmlns:a14="http://schemas.microsoft.com/office/drawing/2010/main">
+                <mc:Fallback xmlns:a14="http://schemas.microsoft.com/office/drawing/2010/main" xmlns:pic="http://schemas.openxmlformats.org/drawingml/2006/picture" xmlns:a="http://schemas.openxmlformats.org/drawingml/2006/main">
                   <w:pict w14:anchorId="5D80EECD">
                     <v:oval id="Oval 1" style="position:absolute;margin-left:45.8pt;margin-top:46.25pt;width:25.8pt;height:19.8pt;z-index:251677697;visibility:visible;mso-wrap-style:square;mso-width-percent:0;mso-height-percent:0;mso-wrap-distance-left:9pt;mso-wrap-distance-top:0;mso-wrap-distance-right:9pt;mso-wrap-distance-bottom:0;mso-position-horizontal:absolute;mso-position-horizontal-relative:text;mso-position-vertical:absolute;mso-position-vertical-relative:text;mso-width-percent:0;mso-height-percent:0;mso-width-relative:margin;mso-height-relative:margin;v-text-anchor:middle" o:spid="_x0000_s1026" filled="f" strokecolor="yellow" strokeweight="1pt" w14:anchorId="469D2594" o:gfxdata="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">
                       <v:stroke joinstyle="miter"/>
@@ -1150,7 +1178,7 @@
                     </wp:anchor>
                   </w:drawing>
                 </mc:Choice>
-                <mc:Fallback xmlns:a="http://schemas.openxmlformats.org/drawingml/2006/main" xmlns:pic="http://schemas.openxmlformats.org/drawingml/2006/picture" xmlns:a14="http://schemas.microsoft.com/office/drawing/2010/main">
+                <mc:Fallback xmlns:a14="http://schemas.microsoft.com/office/drawing/2010/main" xmlns:pic="http://schemas.openxmlformats.org/drawingml/2006/picture" xmlns:a="http://schemas.openxmlformats.org/drawingml/2006/main">
                   <w:pict w14:anchorId="01F7957F">
                     <v:oval id="Oval 4" style="position:absolute;margin-left:115.4pt;margin-top:47.45pt;width:24pt;height:28.8pt;z-index:251680769;visibility:visible;mso-wrap-style:square;mso-wrap-distance-left:9pt;mso-wrap-distance-top:0;mso-wrap-distance-right:9pt;mso-wrap-distance-bottom:0;mso-position-horizontal:absolute;mso-position-horizontal-relative:text;mso-position-vertical:absolute;mso-position-vertical-relative:text;v-text-anchor:middle" o:spid="_x0000_s1026" filled="f" strokecolor="yellow" strokeweight="1pt" w14:anchorId="08145CA1" o:gfxdata="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">
                       <v:stroke joinstyle="miter"/>
@@ -1182,7 +1210,7 @@
                           </pic:cNvPicPr>
                         </pic:nvPicPr>
                         <pic:blipFill>
-                          <a:blip r:embed="rId15" cstate="print">
+                          <a:blip r:embed="rId16" cstate="print">
                             <a:extLst>
                               <a:ext uri="{28A0092B-C50C-407E-A947-70E740481C1C}">
                                 <a14:useLocalDpi xmlns:a14="http://schemas.microsoft.com/office/drawing/2010/main" val="0"/>
@@ -1310,7 +1338,7 @@
                           <pic:cNvPicPr/>
                         </pic:nvPicPr>
                         <pic:blipFill>
-                          <a:blip r:embed="rId16"/>
+                          <a:blip r:embed="rId17"/>
                           <a:stretch>
                             <a:fillRect/>
                           </a:stretch>
@@ -1393,7 +1421,7 @@
                           <pic:cNvPicPr/>
                         </pic:nvPicPr>
                         <pic:blipFill>
-                          <a:blip r:embed="rId17"/>
+                          <a:blip r:embed="rId18"/>
                           <a:stretch>
                             <a:fillRect/>
                           </a:stretch>
@@ -1545,7 +1573,7 @@
                           </pic:cNvPicPr>
                         </pic:nvPicPr>
                         <pic:blipFill rotWithShape="1">
-                          <a:blip r:embed="rId18"/>
+                          <a:blip r:embed="rId19"/>
                           <a:srcRect l="15750" t="25601" r="21280" b="19646"/>
                           <a:stretch/>
                         </pic:blipFill>
@@ -1602,7 +1630,7 @@
                           </pic:cNvPicPr>
                         </pic:nvPicPr>
                         <pic:blipFill rotWithShape="1">
-                          <a:blip r:embed="rId19" cstate="print">
+                          <a:blip r:embed="rId20" cstate="print">
                             <a:extLst>
                               <a:ext uri="{28A0092B-C50C-407E-A947-70E740481C1C}">
                                 <a14:useLocalDpi xmlns:a14="http://schemas.microsoft.com/office/drawing/2010/main" val="0"/>
@@ -1780,7 +1808,7 @@
                     </wp:anchor>
                   </w:drawing>
                 </mc:Choice>
-                <mc:Fallback xmlns:a="http://schemas.openxmlformats.org/drawingml/2006/main" xmlns:pic="http://schemas.openxmlformats.org/drawingml/2006/picture" xmlns:a14="http://schemas.microsoft.com/office/drawing/2010/main">
+                <mc:Fallback xmlns:a14="http://schemas.microsoft.com/office/drawing/2010/main" xmlns:pic="http://schemas.openxmlformats.org/drawingml/2006/picture" xmlns:a="http://schemas.openxmlformats.org/drawingml/2006/main">
                   <w:pict w14:anchorId="786AACE6">
                     <v:line id="Straight Connector 9" style="position:absolute;flip:x;z-index:251683841;visibility:visible;mso-wrap-style:square;mso-wrap-distance-left:9pt;mso-wrap-distance-top:0;mso-wrap-distance-right:9pt;mso-wrap-distance-bottom:0;mso-position-horizontal:absolute;mso-position-horizontal-relative:text;mso-position-vertical:absolute;mso-position-vertical-relative:text" o:spid="_x0000_s1026" strokecolor="#ef373e [3205]" strokeweight=".5pt" from="47.6pt,60.95pt" to="61.4pt,108.35pt" w14:anchorId="7EDD1B2B" o:gfxdata="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">
                       <v:stroke joinstyle="miter"/>
@@ -1844,7 +1872,7 @@
                     </wp:anchor>
                   </w:drawing>
                 </mc:Choice>
-                <mc:Fallback xmlns:a="http://schemas.openxmlformats.org/drawingml/2006/main" xmlns:pic="http://schemas.openxmlformats.org/drawingml/2006/picture" xmlns:a14="http://schemas.microsoft.com/office/drawing/2010/main">
+                <mc:Fallback xmlns:a14="http://schemas.microsoft.com/office/drawing/2010/main" xmlns:pic="http://schemas.openxmlformats.org/drawingml/2006/picture" xmlns:a="http://schemas.openxmlformats.org/drawingml/2006/main">
                   <w:pict w14:anchorId="6D78B6F4">
                     <v:line id="Straight Connector 8" style="position:absolute;z-index:251682817;visibility:visible;mso-wrap-style:square;mso-wrap-distance-left:9pt;mso-wrap-distance-top:0;mso-wrap-distance-right:9pt;mso-wrap-distance-bottom:0;mso-position-horizontal:absolute;mso-position-horizontal-relative:text;mso-position-vertical:absolute;mso-position-vertical-relative:text" o:spid="_x0000_s1026" strokecolor="#ef373e [3205]" strokeweight=".5pt" from="30.8pt,77.15pt" to="79.4pt,98.15pt" w14:anchorId="248D0A40" o:gfxdata="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">
                       <v:stroke joinstyle="miter"/>
@@ -1876,7 +1904,7 @@
                           </pic:cNvPicPr>
                         </pic:nvPicPr>
                         <pic:blipFill>
-                          <a:blip r:embed="rId20">
+                          <a:blip r:embed="rId21">
                             <a:extLst>
                               <a:ext uri="{28A0092B-C50C-407E-A947-70E740481C1C}">
                                 <a14:useLocalDpi xmlns:a14="http://schemas.microsoft.com/office/drawing/2010/main" val="0"/>
@@ -1985,7 +2013,7 @@
                           <pic:cNvPicPr/>
                         </pic:nvPicPr>
                         <pic:blipFill rotWithShape="1">
-                          <a:blip r:embed="rId21" cstate="print">
+                          <a:blip r:embed="rId22" cstate="print">
                             <a:extLst>
                               <a:ext uri="{28A0092B-C50C-407E-A947-70E740481C1C}">
                                 <a14:useLocalDpi xmlns:a14="http://schemas.microsoft.com/office/drawing/2010/main" val="0"/>
@@ -2084,7 +2112,7 @@
                     </wp:anchor>
                   </w:drawing>
                 </mc:Choice>
-                <mc:Fallback xmlns:a="http://schemas.openxmlformats.org/drawingml/2006/main" xmlns:pic="http://schemas.openxmlformats.org/drawingml/2006/picture" xmlns:a14="http://schemas.microsoft.com/office/drawing/2010/main">
+                <mc:Fallback xmlns:a14="http://schemas.microsoft.com/office/drawing/2010/main" xmlns:pic="http://schemas.openxmlformats.org/drawingml/2006/picture" xmlns:a="http://schemas.openxmlformats.org/drawingml/2006/main">
                   <w:pict w14:anchorId="3A4D2EC0">
                     <v:shapetype id="_x0000_t67" coordsize="21600,21600" o:spt="67" adj="16200,5400" path="m0@0l@1@0@1,0@2,0@2@0,21600@0,10800,21600xe" w14:anchorId="0C703D12">
                       <v:stroke joinstyle="miter"/>
@@ -2262,7 +2290,7 @@
                     </wp:anchor>
                   </w:drawing>
                 </mc:Choice>
-                <mc:Fallback xmlns:a="http://schemas.openxmlformats.org/drawingml/2006/main" xmlns:pic="http://schemas.openxmlformats.org/drawingml/2006/picture" xmlns:a14="http://schemas.microsoft.com/office/drawing/2010/main">
+                <mc:Fallback xmlns:a14="http://schemas.microsoft.com/office/drawing/2010/main" xmlns:pic="http://schemas.openxmlformats.org/drawingml/2006/picture" xmlns:a="http://schemas.openxmlformats.org/drawingml/2006/main">
                   <w:pict w14:anchorId="7ECB1AB5">
                     <v:oval id="Oval 11" style="position:absolute;margin-left:133.7pt;margin-top:53.65pt;width:33.9pt;height:47.1pt;z-index:251689985;visibility:visible;mso-wrap-style:square;mso-width-percent:0;mso-height-percent:0;mso-wrap-distance-left:9pt;mso-wrap-distance-top:0;mso-wrap-distance-right:9pt;mso-wrap-distance-bottom:0;mso-position-horizontal:absolute;mso-position-horizontal-relative:text;mso-position-vertical:absolute;mso-position-vertical-relative:text;mso-width-percent:0;mso-height-percent:0;mso-width-relative:margin;mso-height-relative:margin;v-text-anchor:middle" o:spid="_x0000_s1026" filled="f" strokecolor="#39ffe5 [1944]" strokeweight="4.5pt" w14:anchorId="2A020606" o:gfxdata="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">
                       <v:stroke joinstyle="miter"/>
@@ -2345,7 +2373,7 @@
                     </wp:anchor>
                   </w:drawing>
                 </mc:Choice>
-                <mc:Fallback xmlns:a="http://schemas.openxmlformats.org/drawingml/2006/main" xmlns:pic="http://schemas.openxmlformats.org/drawingml/2006/picture" xmlns:a14="http://schemas.microsoft.com/office/drawing/2010/main">
+                <mc:Fallback xmlns:a14="http://schemas.microsoft.com/office/drawing/2010/main" xmlns:pic="http://schemas.openxmlformats.org/drawingml/2006/picture" xmlns:a="http://schemas.openxmlformats.org/drawingml/2006/main">
                   <w:pict w14:anchorId="0E0B2930">
                     <v:oval id="Oval 10" style="position:absolute;margin-left:39.2pt;margin-top:49.75pt;width:28.5pt;height:43.5pt;z-index:251686913;visibility:visible;mso-wrap-style:square;mso-width-percent:0;mso-height-percent:0;mso-wrap-distance-left:9pt;mso-wrap-distance-top:0;mso-wrap-distance-right:9pt;mso-wrap-distance-bottom:0;mso-position-horizontal:absolute;mso-position-horizontal-relative:text;mso-position-vertical:absolute;mso-position-vertical-relative:text;mso-width-percent:0;mso-height-percent:0;mso-width-relative:margin;mso-height-relative:margin;v-text-anchor:middle" o:spid="_x0000_s1026" filled="f" strokecolor="fuchsia" strokeweight="4.5pt" w14:anchorId="71121629" o:gfxdata="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">
                       <v:stroke joinstyle="miter"/>
@@ -2377,7 +2405,7 @@
                           </pic:cNvPicPr>
                         </pic:nvPicPr>
                         <pic:blipFill>
-                          <a:blip r:embed="rId22">
+                          <a:blip r:embed="rId23">
                             <a:extLst>
                               <a:ext uri="{28A0092B-C50C-407E-A947-70E740481C1C}">
                                 <a14:useLocalDpi xmlns:a14="http://schemas.microsoft.com/office/drawing/2010/main" val="0"/>
@@ -2675,7 +2703,7 @@
                     </wp:anchor>
                   </w:drawing>
                 </mc:Choice>
-                <mc:Fallback xmlns:a="http://schemas.openxmlformats.org/drawingml/2006/main" xmlns:pic="http://schemas.openxmlformats.org/drawingml/2006/picture" xmlns:a14="http://schemas.microsoft.com/office/drawing/2010/main">
+                <mc:Fallback xmlns:a14="http://schemas.microsoft.com/office/drawing/2010/main" xmlns:pic="http://schemas.openxmlformats.org/drawingml/2006/picture" xmlns:a="http://schemas.openxmlformats.org/drawingml/2006/main">
                   <w:pict w14:anchorId="198323F9">
                     <v:oval id="Oval 11" style="position:absolute;margin-left:166.15pt;margin-top:65.2pt;width:33.9pt;height:47.1pt;z-index:251692033;visibility:visible;mso-wrap-style:square;mso-width-percent:0;mso-height-percent:0;mso-wrap-distance-left:9pt;mso-wrap-distance-top:0;mso-wrap-distance-right:9pt;mso-wrap-distance-bottom:0;mso-position-horizontal:absolute;mso-position-horizontal-relative:text;mso-position-vertical:absolute;mso-position-vertical-relative:text;mso-width-percent:0;mso-height-percent:0;mso-width-relative:margin;mso-height-relative:margin;v-text-anchor:middle" o:spid="_x0000_s1026" filled="f" strokecolor="#3affe6" strokeweight="4.5pt" w14:anchorId="24E23763" o:gfxdata="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">
                       <v:stroke joinstyle="miter"/>
@@ -2745,7 +2773,7 @@
                     </wp:anchor>
                   </w:drawing>
                 </mc:Choice>
-                <mc:Fallback xmlns:a="http://schemas.openxmlformats.org/drawingml/2006/main" xmlns:pic="http://schemas.openxmlformats.org/drawingml/2006/picture" xmlns:a14="http://schemas.microsoft.com/office/drawing/2010/main">
+                <mc:Fallback xmlns:a14="http://schemas.microsoft.com/office/drawing/2010/main" xmlns:pic="http://schemas.openxmlformats.org/drawingml/2006/picture" xmlns:a="http://schemas.openxmlformats.org/drawingml/2006/main">
                   <w:pict w14:anchorId="2DEC406C">
                     <v:oval id="Oval 10" style="position:absolute;margin-left:41.9pt;margin-top:56.75pt;width:41.7pt;height:51.6pt;z-index:251688961;visibility:visible;mso-wrap-style:square;mso-width-percent:0;mso-height-percent:0;mso-wrap-distance-left:9pt;mso-wrap-distance-top:0;mso-wrap-distance-right:9pt;mso-wrap-distance-bottom:0;mso-position-horizontal:absolute;mso-position-horizontal-relative:text;mso-position-vertical:absolute;mso-position-vertical-relative:text;mso-width-percent:0;mso-height-percent:0;mso-width-relative:margin;mso-height-relative:margin;v-text-anchor:middle" o:spid="_x0000_s1026" filled="f" strokecolor="fuchsia" strokeweight="4.5pt" w14:anchorId="7737F71E" o:gfxdata="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">
                       <v:stroke joinstyle="miter"/>
@@ -2777,7 +2805,7 @@
                           </pic:cNvPicPr>
                         </pic:nvPicPr>
                         <pic:blipFill rotWithShape="1">
-                          <a:blip r:embed="rId23" cstate="print">
+                          <a:blip r:embed="rId24" cstate="print">
                             <a:extLst>
                               <a:ext uri="{28A0092B-C50C-407E-A947-70E740481C1C}">
                                 <a14:useLocalDpi xmlns:a14="http://schemas.microsoft.com/office/drawing/2010/main" val="0"/>
@@ -2968,7 +2996,7 @@
                           </pic:cNvPicPr>
                         </pic:nvPicPr>
                         <pic:blipFill>
-                          <a:blip r:embed="rId24" cstate="print">
+                          <a:blip r:embed="rId25" cstate="print">
                             <a:extLst>
                               <a:ext uri="{28A0092B-C50C-407E-A947-70E740481C1C}">
                                 <a14:useLocalDpi xmlns:a14="http://schemas.microsoft.com/office/drawing/2010/main" val="0"/>
@@ -3085,7 +3113,7 @@
                           </pic:cNvPicPr>
                         </pic:nvPicPr>
                         <pic:blipFill>
-                          <a:blip r:embed="rId25" cstate="print">
+                          <a:blip r:embed="rId26" cstate="print">
                             <a:extLst>
                               <a:ext uri="{28A0092B-C50C-407E-A947-70E740481C1C}">
                                 <a14:useLocalDpi xmlns:a14="http://schemas.microsoft.com/office/drawing/2010/main" val="0"/>
@@ -3225,7 +3253,7 @@
                           </pic:cNvPicPr>
                         </pic:nvPicPr>
                         <pic:blipFill>
-                          <a:blip r:embed="rId15" cstate="print">
+                          <a:blip r:embed="rId16" cstate="print">
                             <a:extLst>
                               <a:ext uri="{28A0092B-C50C-407E-A947-70E740481C1C}">
                                 <a14:useLocalDpi xmlns:a14="http://schemas.microsoft.com/office/drawing/2010/main" val="0"/>
@@ -3399,8 +3427,8 @@
       </w:pPr>
     </w:p>
     <w:sectPr>
-      <w:headerReference w:type="default" r:id="rId26"/>
-      <w:footerReference w:type="default" r:id="rId27"/>
+      <w:headerReference w:type="default" r:id="rId27"/>
+      <w:footerReference w:type="default" r:id="rId28"/>
       <w:pgSz w:w="12240" w:h="15840"/>
       <w:pgMar w:top="1440" w:right="1440" w:bottom="1440" w:left="1440" w:header="720" w:footer="708" w:gutter="0"/>
       <w:cols w:space="708"/>
@@ -6947,6 +6975,30 @@
 </file>
 
 <file path=customXml/item1.xml><?xml version="1.0" encoding="utf-8"?>
+<b:Sources xmlns:b="http://schemas.openxmlformats.org/officeDocument/2006/bibliography" xmlns="http://schemas.openxmlformats.org/officeDocument/2006/bibliography" SelectedStyle="\APASixthEditionOfficeOnline.xsl" StyleName="APA" Version="6"/>
+</file>
+
+<file path=customXml/item2.xml><?xml version="1.0" encoding="utf-8"?>
+<?mso-contentType ?>
+<FormTemplates xmlns="http://schemas.microsoft.com/sharepoint/v3/contenttype/forms">
+  <Display>DocumentLibraryForm</Display>
+  <Edit>DocumentLibraryForm</Edit>
+  <New>DocumentLibraryForm</New>
+</FormTemplates>
+</file>
+
+<file path=customXml/item3.xml><?xml version="1.0" encoding="utf-8"?>
+<p:properties xmlns:p="http://schemas.microsoft.com/office/2006/metadata/properties" xmlns:xsi="http://www.w3.org/2001/XMLSchema-instance" xmlns:pc="http://schemas.microsoft.com/office/infopath/2007/PartnerControls">
+  <documentManagement>
+    <TaxCatchAll xmlns="38b325e6-602c-452a-8617-173bf47082c5" xsi:nil="true"/>
+    <lcf76f155ced4ddcb4097134ff3c332f xmlns="8cf100d1-0775-4feb-8634-62999c4541bc">
+      <Terms xmlns="http://schemas.microsoft.com/office/infopath/2007/PartnerControls"/>
+    </lcf76f155ced4ddcb4097134ff3c332f>
+  </documentManagement>
+</p:properties>
+</file>
+
+<file path=customXml/item4.xml><?xml version="1.0" encoding="utf-8"?>
 <ct:contentTypeSchema xmlns:ct="http://schemas.microsoft.com/office/2006/metadata/contentType" xmlns:ma="http://schemas.microsoft.com/office/2006/metadata/properties/metaAttributes" ct:_="" ma:_="" ma:contentTypeName="Document" ma:contentTypeID="0x010100456CAEA290209545A9F8681F83603874" ma:contentTypeVersion="19" ma:contentTypeDescription="Create a new document." ma:contentTypeScope="" ma:versionID="4bf10bb897fc0ef406baa02b9d664253">
   <xsd:schema xmlns:xsd="http://www.w3.org/2001/XMLSchema" xmlns:xs="http://www.w3.org/2001/XMLSchema" xmlns:p="http://schemas.microsoft.com/office/2006/metadata/properties" xmlns:ns2="8cf100d1-0775-4feb-8634-62999c4541bc" xmlns:ns3="38b325e6-602c-452a-8617-173bf47082c5" targetNamespace="http://schemas.microsoft.com/office/2006/metadata/properties" ma:root="true" ma:fieldsID="1c6be4edf2b996d6a6f54fa7c1dd8d7b" ns2:_="" ns3:_="">
     <xsd:import namespace="8cf100d1-0775-4feb-8634-62999c4541bc"/>
@@ -7201,31 +7253,40 @@
 </ct:contentTypeSchema>
 </file>
 
-<file path=customXml/item2.xml><?xml version="1.0" encoding="utf-8"?>
-<p:properties xmlns:p="http://schemas.microsoft.com/office/2006/metadata/properties" xmlns:xsi="http://www.w3.org/2001/XMLSchema-instance" xmlns:pc="http://schemas.microsoft.com/office/infopath/2007/PartnerControls">
-  <documentManagement>
-    <TaxCatchAll xmlns="38b325e6-602c-452a-8617-173bf47082c5" xsi:nil="true"/>
-    <lcf76f155ced4ddcb4097134ff3c332f xmlns="8cf100d1-0775-4feb-8634-62999c4541bc">
-      <Terms xmlns="http://schemas.microsoft.com/office/infopath/2007/PartnerControls"/>
-    </lcf76f155ced4ddcb4097134ff3c332f>
-  </documentManagement>
-</p:properties>
+<file path=customXml/itemProps1.xml><?xml version="1.0" encoding="utf-8"?>
+<ds:datastoreItem xmlns:ds="http://schemas.openxmlformats.org/officeDocument/2006/customXml" ds:itemID="{C438ADBA-56D5-474C-BF2C-97C24DDF66BD}">
+  <ds:schemaRefs>
+    <ds:schemaRef ds:uri="http://schemas.openxmlformats.org/officeDocument/2006/bibliography"/>
+  </ds:schemaRefs>
+</ds:datastoreItem>
 </file>
 
-<file path=customXml/item3.xml><?xml version="1.0" encoding="utf-8"?>
-<?mso-contentType ?>
-<FormTemplates xmlns="http://schemas.microsoft.com/sharepoint/v3/contenttype/forms">
-  <Display>DocumentLibraryForm</Display>
-  <Edit>DocumentLibraryForm</Edit>
-  <New>DocumentLibraryForm</New>
-</FormTemplates>
+<file path=customXml/itemProps2.xml><?xml version="1.0" encoding="utf-8"?>
+<ds:datastoreItem xmlns:ds="http://schemas.openxmlformats.org/officeDocument/2006/customXml" ds:itemID="{2585761D-1AE9-4796-83E7-A2FC381967AF}">
+  <ds:schemaRefs>
+    <ds:schemaRef ds:uri="http://schemas.microsoft.com/sharepoint/v3/contenttype/forms"/>
+  </ds:schemaRefs>
+</ds:datastoreItem>
 </file>
 
-<file path=customXml/item4.xml><?xml version="1.0" encoding="utf-8"?>
-<b:Sources xmlns:b="http://schemas.openxmlformats.org/officeDocument/2006/bibliography" xmlns="http://schemas.openxmlformats.org/officeDocument/2006/bibliography" SelectedStyle="\APASixthEditionOfficeOnline.xsl" StyleName="APA" Version="6"/>
+<file path=customXml/itemProps3.xml><?xml version="1.0" encoding="utf-8"?>
+<ds:datastoreItem xmlns:ds="http://schemas.openxmlformats.org/officeDocument/2006/customXml" ds:itemID="{3A085C18-819E-4466-9494-DD461C39C2B0}">
+  <ds:schemaRefs>
+    <ds:schemaRef ds:uri="http://schemas.microsoft.com/office/infopath/2007/PartnerControls"/>
+    <ds:schemaRef ds:uri="8cf100d1-0775-4feb-8634-62999c4541bc"/>
+    <ds:schemaRef ds:uri="http://www.w3.org/XML/1998/namespace"/>
+    <ds:schemaRef ds:uri="http://schemas.openxmlformats.org/package/2006/metadata/core-properties"/>
+    <ds:schemaRef ds:uri="http://schemas.microsoft.com/office/2006/documentManagement/types"/>
+    <ds:schemaRef ds:uri="http://purl.org/dc/terms/"/>
+    <ds:schemaRef ds:uri="38b325e6-602c-452a-8617-173bf47082c5"/>
+    <ds:schemaRef ds:uri="http://schemas.microsoft.com/office/2006/metadata/properties"/>
+    <ds:schemaRef ds:uri="http://purl.org/dc/dcmitype/"/>
+    <ds:schemaRef ds:uri="http://purl.org/dc/elements/1.1/"/>
+  </ds:schemaRefs>
+</ds:datastoreItem>
 </file>
 
-<file path=customXml/itemProps1.xml><?xml version="1.0" encoding="utf-8"?>
+<file path=customXml/itemProps4.xml><?xml version="1.0" encoding="utf-8"?>
 <ds:datastoreItem xmlns:ds="http://schemas.openxmlformats.org/officeDocument/2006/customXml" ds:itemID="{762D5B80-946B-484E-8399-930420001EBC}">
   <ds:schemaRefs>
     <ds:schemaRef ds:uri="http://schemas.microsoft.com/office/2006/metadata/contentType"/>
@@ -7242,37 +7303,4 @@
     <ds:schemaRef ds:uri="http://schemas.microsoft.com/internal/obd"/>
   </ds:schemaRefs>
 </ds:datastoreItem>
-</file>
-
-<file path=customXml/itemProps2.xml><?xml version="1.0" encoding="utf-8"?>
-<ds:datastoreItem xmlns:ds="http://schemas.openxmlformats.org/officeDocument/2006/customXml" ds:itemID="{3A085C18-819E-4466-9494-DD461C39C2B0}">
-  <ds:schemaRefs>
-    <ds:schemaRef ds:uri="38b325e6-602c-452a-8617-173bf47082c5"/>
-    <ds:schemaRef ds:uri="http://schemas.microsoft.com/office/2006/metadata/properties"/>
-    <ds:schemaRef ds:uri="http://schemas.microsoft.com/office/2006/documentManagement/types"/>
-    <ds:schemaRef ds:uri="http://purl.org/dc/elements/1.1/"/>
-    <ds:schemaRef ds:uri="http://schemas.openxmlformats.org/package/2006/metadata/core-properties"/>
-    <ds:schemaRef ds:uri="http://purl.org/dc/dcmitype/"/>
-    <ds:schemaRef ds:uri="http://www.w3.org/XML/1998/namespace"/>
-    <ds:schemaRef ds:uri="http://schemas.microsoft.com/office/infopath/2007/PartnerControls"/>
-    <ds:schemaRef ds:uri="8cf100d1-0775-4feb-8634-62999c4541bc"/>
-    <ds:schemaRef ds:uri="http://purl.org/dc/terms/"/>
-  </ds:schemaRefs>
-</ds:datastoreItem>
-</file>
-
-<file path=customXml/itemProps3.xml><?xml version="1.0" encoding="utf-8"?>
-<ds:datastoreItem xmlns:ds="http://schemas.openxmlformats.org/officeDocument/2006/customXml" ds:itemID="{2585761D-1AE9-4796-83E7-A2FC381967AF}">
-  <ds:schemaRefs>
-    <ds:schemaRef ds:uri="http://schemas.microsoft.com/sharepoint/v3/contenttype/forms"/>
-  </ds:schemaRefs>
-</ds:datastoreItem>
-</file>
-
-<file path=customXml/itemProps4.xml><?xml version="1.0" encoding="utf-8"?>
-<ds:datastoreItem xmlns:ds="http://schemas.openxmlformats.org/officeDocument/2006/customXml" ds:itemID="{C438ADBA-56D5-474C-BF2C-97C24DDF66BD}">
-  <ds:schemaRefs>
-    <ds:schemaRef ds:uri="http://schemas.openxmlformats.org/officeDocument/2006/bibliography"/>
-  </ds:schemaRefs>
-</ds:datastoreItem>
 </file>